--- a/NPC_Compliance/03_DPO_Designation_and_NPC_Registration_Sheet_DRAFT_2026-07-05.docx
+++ b/NPC_Compliance/03_DPO_Designation_and_NPC_Registration_Sheet_DRAFT_2026-07-05.docx
@@ -524,7 +524,7 @@
               <w:t xml:space="preserve"> </w:t>
             </w:r>
             <w:r>
-              <w:t xml:space="preserve">· [TO CONFIRM — DPO email]</w:t>
+              <w:t xml:space="preserve">· iscasasolaii@gmail.com</w:t>
             </w:r>
           </w:p>
         </w:tc>
@@ -913,7 +913,7 @@
               <w:pStyle w:val="Compact"/>
             </w:pPr>
             <w:r>
-              <w:t xml:space="preserve">[TO CONFIRM — DPO email]</w:t>
+              <w:t xml:space="preserve">iscasasolaii@gmail.com</w:t>
             </w:r>
           </w:p>
         </w:tc>
@@ -1151,7 +1151,7 @@
         <w:rPr>
           <w:rStyle w:val="VerbatimChar"/>
         </w:rPr>
-        <w:t xml:space="preserve">[TO CONFIRM — DPO email]</w:t>
+        <w:t xml:space="preserve">iscasasolaii@gmail.com</w:t>
       </w:r>
       <w:r>
         <w:t xml:space="preserve">). This designation is not complete for NPC purposes until the DPO’s details are filed through the NPC Registration System.</w:t>
@@ -1722,7 +1722,7 @@
               <w:pStyle w:val="Compact"/>
             </w:pPr>
             <w:r>
-              <w:t xml:space="preserve">[TO CONFIRM — DPO email]</w:t>
+              <w:t xml:space="preserve">iscasasolaii@gmail.com</w:t>
             </w:r>
           </w:p>
         </w:tc>
@@ -3069,7 +3069,7 @@
               <w:pStyle w:val="Compact"/>
             </w:pPr>
             <w:r>
-              <w:t xml:space="preserve">[TO CONFIRM — DPO email]</w:t>
+              <w:t xml:space="preserve">iscasasolaii@gmail.com</w:t>
             </w:r>
           </w:p>
         </w:tc>
